--- a/facilitator-guide-buffering-swarming.docx
+++ b/facilitator-guide-buffering-swarming.docx
@@ -966,6 +966,152 @@
       </w:r>
       <w:r>
         <w:t xml:space="preserve"> shows who can swarm. Bring the results to retrospectives and the Team Health Check.</w:t>
+      </w:r>
+    </w:p>
+    <w:p>
+      <w:pPr>
+        <w:pStyle w:val="Heading1"/>
+      </w:pPr>
+      <w:r>
+        <w:t xml:space="preserve">Recreate it in your whiteboard</w:t>
+      </w:r>
+    </w:p>
+    <w:p>
+      <w:pPr>
+        <w:pStyle w:val="Small"/>
+      </w:pPr>
+      <w:r>
+        <w:t xml:space="preserve">Paste this into your whiteboard's AI assistant (for example Miro AI or Atlassian Rovo) or a general assistant, to get an editable, native version of the board. Results vary by tool, so expect to tidy it up. For an exact copy, import the SVG as a locked background instead.</w:t>
+      </w:r>
+    </w:p>
+    <w:p>
+      <w:r>
+        <w:t xml:space="preserve">Create an editable whiteboard for “Buffering &amp; Swarming”, a workshop board.</w:t>
+      </w:r>
+    </w:p>
+    <w:p>
+      <w:r>
+        <w:t xml:space="preserve">Purpose: Protect capacity for the unexpected, and agree when the team stops starting and gathers to finish.</w:t>
+      </w:r>
+    </w:p>
+    <w:p>
+      <w:r>
+        <w:t xml:space="preserve">Layout: a wide landscape board (about 16:11). Make one frame per section below, placed as described. In each frame, add the section name as a heading, then its content as short text labels or empty fields to fill in. Leave space in each frame for sticky notes. Use the header colour given. Keep the wording as written and don't add extra content.</w:t>
+      </w:r>
+    </w:p>
+    <w:p>
+      <w:r>
+        <w:t xml:space="preserve">Header fields to fill in: Team, Date</w:t>
+      </w:r>
+    </w:p>
+    <w:p>
+      <w:r>
+        <w:t xml:space="preserve">Sections:</w:t>
+      </w:r>
+    </w:p>
+    <w:p>
+      <w:r>
+        <w:t xml:space="preserve">1. Unplanned Work History: top left, about 50% wide and 35% tall; header colour blue.</w:t>
+      </w:r>
+    </w:p>
+    <w:p>
+      <w:r>
+        <w:t xml:space="preserve">   Subtitle: How much surprise work do we really get?</w:t>
+      </w:r>
+    </w:p>
+    <w:p>
+      <w:r>
+        <w:t xml:space="preserve">   Content: Iteration: · Planned capacity: · Unplanned work: · % unplanned: · Notes: · Average % unplanned over the last 5:</w:t>
+      </w:r>
+    </w:p>
+    <w:p>
+      <w:r>
+        <w:t xml:space="preserve">2. Size the Buffer: top centre, about 25% wide and 35% tall; header colour emerald green.</w:t>
+      </w:r>
+    </w:p>
+    <w:p>
+      <w:r>
+        <w:t xml:space="preserve">   Content: Buffer this iteration (%): · In days or items: · The buffer is for: · Support, incidents &amp; bugs · Urgent requests · Swarming &amp; helping others · Improvement work, if unused</w:t>
+      </w:r>
+    </w:p>
+    <w:p>
+      <w:r>
+        <w:t xml:space="preserve">3. Buffer Rules: top right, about 25% wide and 35% tall; header colour slate grey.</w:t>
+      </w:r>
+    </w:p>
+    <w:p>
+      <w:r>
+        <w:t xml:space="preserve">   Content: What counts as unplanned? · Who decides to use it? · If it runs out, we… · If it's unused, we…</w:t>
+      </w:r>
+    </w:p>
+    <w:p>
+      <w:r>
+        <w:t xml:space="preserve">4. Swarm Triggers: middle left, about 50% wide and 35% tall; header colour red.</w:t>
+      </w:r>
+    </w:p>
+    <w:p>
+      <w:r>
+        <w:t xml:space="preserve">   Subtitle: When we stop starting and swarm</w:t>
+      </w:r>
+    </w:p>
+    <w:p>
+      <w:r>
+        <w:t xml:space="preserve">   Content: An item is blocked for more than · hours · An item is older than · days (our 85% SLE) · An item the goal depends on is at risk with · days left · A production incident at severity · or higher · A column is at its WIP limit · Our own trigger:</w:t>
+      </w:r>
+    </w:p>
+    <w:p>
+      <w:r>
+        <w:t xml:space="preserve">5. How We Swarm: middle right, about 50% wide and 35% tall; header colour orange.</w:t>
+      </w:r>
+    </w:p>
+    <w:p>
+      <w:r>
+        <w:t xml:space="preserve">   Subtitle: Agree it before you need it</w:t>
+      </w:r>
+    </w:p>
+    <w:p>
+      <w:r>
+        <w:t xml:space="preserve">   Content: 1. Stop · 2. Gather · 3. Plan · 4. Work it · 5. Reflect · Don't start anything · Whoever can help joins. · What's the next step · Pair or mob. Test · Done? Log it below. · new. Say “swarm” · Not everyone needs · to finish it? Who · while building. · Why did it need a · at the board. · to, just enough. · does which part? · Clear the blocker. · swarm at all? · Our note: (×5)</w:t>
+      </w:r>
+    </w:p>
+    <w:p>
+      <w:r>
+        <w:t xml:space="preserve">6. Swarm Log: bottom left, about 65% wide and 30% tall; header colour purple.</w:t>
+      </w:r>
+    </w:p>
+    <w:p>
+      <w:r>
+        <w:t xml:space="preserve">   Subtitle: Learn from every swarm</w:t>
+      </w:r>
+    </w:p>
+    <w:p>
+      <w:r>
+        <w:t xml:space="preserve">   Content: Date: · Item: · Trigger: · Who swarmed: · Time to done: · What we learned:</w:t>
+      </w:r>
+    </w:p>
+    <w:p>
+      <w:r>
+        <w:t xml:space="preserve">7. Iteration Check: bottom right, about 35% wide and 30% tall; header colour dark green.</w:t>
+      </w:r>
+    </w:p>
+    <w:p>
+      <w:r>
+        <w:t xml:space="preserve">   Subtitle: At the retro</w:t>
+      </w:r>
+    </w:p>
+    <w:p>
+      <w:r>
+        <w:t xml:space="preserve">   Content: Buffer used last iteration (%): · Number of swarms: · Did swarming finish things faster? · Yes · Partly · No · Next iteration's buffer (%):</w:t>
+      </w:r>
+    </w:p>
+    <w:p>
+      <w:r>
+        <w:t xml:space="preserve">Footer questions: “What would we stop starting so we could finish this?” “How much of our plan is really for surprises?”</w:t>
+      </w:r>
+    </w:p>
+    <w:p>
+      <w:r>
+        <w:t xml:space="preserve">Original board for reference: https://eparker71.github.io/agile-ways-of-working/buffering-swarming-board.html</w:t>
       </w:r>
     </w:p>
     <w:p>

--- a/facilitator-guide-buffering-swarming.docx
+++ b/facilitator-guide-buffering-swarming.docx
@@ -217,7 +217,7 @@
         </w:numPr>
       </w:pPr>
       <w:r>
-        <w:t xml:space="preserve">Print the board at A3, or load the SVG as a digital background</w:t>
+        <w:t xml:space="preserve">Print the board at A3 or 11×17, or load the SVG as a digital background</w:t>
       </w:r>
     </w:p>
     <w:p>
